--- a/landing/src/content/docs/customize/marketplace.md.docx
+++ b/landing/src/content/docs/customize/marketplace.md.docx
@@ -85,6 +85,7 @@
           <w:numId w:val="1"/>
         </w:numPr>
         <w:ind w:left="720" w:hanging="360"/>
+        <w:rPr/>
       </w:pPr>
       <w:r>
         <w:rPr>
@@ -100,6 +101,7 @@
           <w:numId w:val="1"/>
         </w:numPr>
         <w:ind w:left="720" w:hanging="360"/>
+        <w:rPr/>
       </w:pPr>
       <w:r>
         <w:rPr>
@@ -115,6 +117,7 @@
           <w:numId w:val="1"/>
         </w:numPr>
         <w:ind w:left="720" w:hanging="360"/>
+        <w:rPr/>
       </w:pPr>
       <w:r>
         <w:rPr>
@@ -130,6 +133,7 @@
           <w:numId w:val="1"/>
         </w:numPr>
         <w:ind w:left="720" w:hanging="360"/>
+        <w:rPr/>
       </w:pPr>
       <w:r>
         <w:rPr>
@@ -145,6 +149,7 @@
           <w:numId w:val="1"/>
         </w:numPr>
         <w:ind w:left="720" w:hanging="360"/>
+        <w:rPr/>
       </w:pPr>
       <w:r>
         <w:rPr>
@@ -160,6 +165,7 @@
           <w:numId w:val="1"/>
         </w:numPr>
         <w:ind w:left="720" w:hanging="360"/>
+        <w:rPr/>
       </w:pPr>
       <w:r>
         <w:rPr>
@@ -175,6 +181,7 @@
           <w:numId w:val="1"/>
         </w:numPr>
         <w:ind w:left="720" w:hanging="360"/>
+        <w:rPr/>
       </w:pPr>
       <w:r>
         <w:rPr>
@@ -264,7 +271,7 @@
         <w:pStyle w:val="Heading2"/>
         <w:rPr/>
       </w:pPr>
-      <w:bookmarkStart w:colFirst="0" w:colLast="0" w:name="_c9zfjn8i8yj5" w:id="0"/>
+      <w:bookmarkStart w:colFirst="0" w:colLast="0" w:name="_381g8xnjuooo" w:id="0"/>
       <w:bookmarkEnd w:id="0"/>
       <w:r>
         <w:rPr>
@@ -325,7 +332,7 @@
         <w:pStyle w:val="Heading2"/>
         <w:rPr/>
       </w:pPr>
-      <w:bookmarkStart w:colFirst="0" w:colLast="0" w:name="_wk7tujriacx" w:id="1"/>
+      <w:bookmarkStart w:colFirst="0" w:colLast="0" w:name="_cxdq8kv16e0n" w:id="1"/>
       <w:bookmarkEnd w:id="1"/>
       <w:r>
         <w:rPr>
@@ -392,6 +399,7 @@
           <w:numId w:val="1"/>
         </w:numPr>
         <w:ind w:left="720" w:hanging="360"/>
+        <w:rPr/>
       </w:pPr>
       <w:r>
         <w:rPr>
@@ -414,6 +422,7 @@
           <w:numId w:val="1"/>
         </w:numPr>
         <w:ind w:left="720" w:hanging="360"/>
+        <w:rPr/>
       </w:pPr>
       <w:r>
         <w:rPr>
@@ -436,6 +445,7 @@
           <w:numId w:val="1"/>
         </w:numPr>
         <w:ind w:left="720" w:hanging="360"/>
+        <w:rPr/>
       </w:pPr>
       <w:r>
         <w:rPr>
@@ -458,6 +468,7 @@
           <w:numId w:val="1"/>
         </w:numPr>
         <w:ind w:left="720" w:hanging="360"/>
+        <w:rPr/>
       </w:pPr>
       <w:r>
         <w:rPr>
@@ -541,6 +552,7 @@
           <w:numId w:val="1"/>
         </w:numPr>
         <w:ind w:left="720" w:hanging="360"/>
+        <w:rPr/>
       </w:pPr>
       <w:r>
         <w:rPr>
@@ -556,6 +568,7 @@
           <w:numId w:val="1"/>
         </w:numPr>
         <w:ind w:left="720" w:hanging="360"/>
+        <w:rPr/>
       </w:pPr>
       <w:r>
         <w:rPr>
@@ -585,6 +598,7 @@
           <w:numId w:val="1"/>
         </w:numPr>
         <w:ind w:left="720" w:hanging="360"/>
+        <w:rPr/>
       </w:pPr>
       <w:r>
         <w:rPr>
@@ -600,6 +614,7 @@
           <w:numId w:val="1"/>
         </w:numPr>
         <w:ind w:left="720" w:hanging="360"/>
+        <w:rPr/>
       </w:pPr>
       <w:r>
         <w:rPr>
@@ -613,7 +628,7 @@
         <w:pStyle w:val="Heading2"/>
         <w:rPr/>
       </w:pPr>
-      <w:bookmarkStart w:colFirst="0" w:colLast="0" w:name="_s4mtrexdtsp3" w:id="2"/>
+      <w:bookmarkStart w:colFirst="0" w:colLast="0" w:name="_ynijznx5eua4" w:id="2"/>
       <w:bookmarkEnd w:id="2"/>
       <w:r>
         <w:rPr>
@@ -717,7 +732,7 @@
         <w:pStyle w:val="Heading2"/>
         <w:rPr/>
       </w:pPr>
-      <w:bookmarkStart w:colFirst="0" w:colLast="0" w:name="_as9m0dfw1che" w:id="3"/>
+      <w:bookmarkStart w:colFirst="0" w:colLast="0" w:name="_d4zrjr2grm8u" w:id="3"/>
       <w:bookmarkEnd w:id="3"/>
       <w:r>
         <w:rPr>
@@ -742,7 +757,7 @@
         <w:pStyle w:val="Heading2"/>
         <w:rPr/>
       </w:pPr>
-      <w:bookmarkStart w:colFirst="0" w:colLast="0" w:name="_f9j78djvgax6" w:id="4"/>
+      <w:bookmarkStart w:colFirst="0" w:colLast="0" w:name="_f7hw9zcef56c" w:id="4"/>
       <w:bookmarkEnd w:id="4"/>
       <w:r>
         <w:rPr>
